--- a/games/peril-to-profit-story-atlas/exports/handouts/_contract/goldspire-assignment-contract.docx
+++ b/games/peril-to-profit-story-atlas/exports/handouts/_contract/goldspire-assignment-contract.docx
@@ -247,7 +247,7 @@
         <w:pStyle w:val="Normal"/>
       </w:pPr>
       <w:r>
-        <w:t xml:space="preserve">Build 2026-06-23T21:40:58 | Hash 7e2c31ba7c91b7c6</w:t>
+        <w:t xml:space="preserve">Build 2026-07-05T12:33:16 | Hash 7e2c31ba7c91b7c6</w:t>
       </w:r>
     </w:p>
     <w:sectPr/>
